--- a/pr-preview/pr-623/vignettes/articles/version-crosswalk-1.3-to-1.4.docx
+++ b/pr-preview/pr-623/vignettes/articles/version-crosswalk-1.3-to-1.4.docx
@@ -3049,7 +3049,7 @@
         <w:rPr>
           <w:rStyle w:val="CommentTok"/>
         </w:rPr>
-        <w:t xml:space="preserve">#&gt;     age id    antigen_iso  value</w:t>
+        <w:t xml:space="preserve">#&gt;     age id    antigen_iso value</w:t>
       </w:r>
       <w:r>
         <w:br/>
@@ -3058,7 +3058,7 @@
         <w:rPr>
           <w:rStyle w:val="CommentTok"/>
         </w:rPr>
-        <w:t xml:space="preserve">#&gt;   &lt;dbl&gt; &lt;chr&gt; &lt;chr&gt;        &lt;dbl&gt;</w:t>
+        <w:t xml:space="preserve">#&gt;   &lt;dbl&gt; &lt;chr&gt; &lt;chr&gt;       &lt;dbl&gt;</w:t>
       </w:r>
       <w:r>
         <w:br/>
@@ -3067,7 +3067,7 @@
         <w:rPr>
           <w:rStyle w:val="CommentTok"/>
         </w:rPr>
-        <w:t xml:space="preserve">#&gt; 1 16.5  1     HlyE_IgA    15.5  </w:t>
+        <w:t xml:space="preserve">#&gt; 1 15.6  1     HlyE_IgA    0.459</w:t>
       </w:r>
       <w:r>
         <w:br/>
@@ -3076,7 +3076,7 @@
         <w:rPr>
           <w:rStyle w:val="CommentTok"/>
         </w:rPr>
-        <w:t xml:space="preserve">#&gt; 2 16.5  1     HlyE_IgG    75.8  </w:t>
+        <w:t xml:space="preserve">#&gt; 2 15.6  1     HlyE_IgG    0.782</w:t>
       </w:r>
       <w:r>
         <w:br/>
@@ -3085,7 +3085,7 @@
         <w:rPr>
           <w:rStyle w:val="CommentTok"/>
         </w:rPr>
-        <w:t xml:space="preserve">#&gt; 3  0.86 2     HlyE_IgA     0.446</w:t>
+        <w:t xml:space="preserve">#&gt; 3  6.53 2     HlyE_IgA    8.35 </w:t>
       </w:r>
       <w:r>
         <w:br/>
@@ -3094,7 +3094,7 @@
         <w:rPr>
           <w:rStyle w:val="CommentTok"/>
         </w:rPr>
-        <w:t xml:space="preserve">#&gt; 4  0.86 2     HlyE_IgG     0.574</w:t>
+        <w:t xml:space="preserve">#&gt; 4  6.53 2     HlyE_IgG    1.98 </w:t>
       </w:r>
       <w:r>
         <w:br/>
@@ -3103,7 +3103,7 @@
         <w:rPr>
           <w:rStyle w:val="CommentTok"/>
         </w:rPr>
-        <w:t xml:space="preserve">#&gt; 5  3.26 3     HlyE_IgA     5.71 </w:t>
+        <w:t xml:space="preserve">#&gt; 5 18.0  3     HlyE_IgA    0.276</w:t>
       </w:r>
       <w:r>
         <w:br/>
@@ -3112,7 +3112,7 @@
         <w:rPr>
           <w:rStyle w:val="CommentTok"/>
         </w:rPr>
-        <w:t xml:space="preserve">#&gt; 6  3.26 3     HlyE_IgG    19.6</w:t>
+        <w:t xml:space="preserve">#&gt; 6 18.0  3     HlyE_IgG    1.51</w:t>
       </w:r>
       <w:r>
         <w:br/>

--- a/pr-preview/pr-623/vignettes/articles/version-crosswalk-1.3-to-1.4.docx
+++ b/pr-preview/pr-623/vignettes/articles/version-crosswalk-1.3-to-1.4.docx
@@ -3049,7 +3049,7 @@
         <w:rPr>
           <w:rStyle w:val="CommentTok"/>
         </w:rPr>
-        <w:t xml:space="preserve">#&gt;     age id    antigen_iso value</w:t>
+        <w:t xml:space="preserve">#&gt;     age id    antigen_iso  value</w:t>
       </w:r>
       <w:r>
         <w:br/>
@@ -3058,7 +3058,7 @@
         <w:rPr>
           <w:rStyle w:val="CommentTok"/>
         </w:rPr>
-        <w:t xml:space="preserve">#&gt;   &lt;dbl&gt; &lt;chr&gt; &lt;chr&gt;       &lt;dbl&gt;</w:t>
+        <w:t xml:space="preserve">#&gt;   &lt;dbl&gt; &lt;chr&gt; &lt;chr&gt;        &lt;dbl&gt;</w:t>
       </w:r>
       <w:r>
         <w:br/>
@@ -3067,7 +3067,7 @@
         <w:rPr>
           <w:rStyle w:val="CommentTok"/>
         </w:rPr>
-        <w:t xml:space="preserve">#&gt; 1 15.6  1     HlyE_IgA    0.459</w:t>
+        <w:t xml:space="preserve">#&gt; 1  3.37 1     HlyE_IgA     2.33 </w:t>
       </w:r>
       <w:r>
         <w:br/>
@@ -3076,7 +3076,7 @@
         <w:rPr>
           <w:rStyle w:val="CommentTok"/>
         </w:rPr>
-        <w:t xml:space="preserve">#&gt; 2 15.6  1     HlyE_IgG    0.782</w:t>
+        <w:t xml:space="preserve">#&gt; 2  3.37 1     HlyE_IgG     2.77 </w:t>
       </w:r>
       <w:r>
         <w:br/>
@@ -3085,7 +3085,7 @@
         <w:rPr>
           <w:rStyle w:val="CommentTok"/>
         </w:rPr>
-        <w:t xml:space="preserve">#&gt; 3  6.53 2     HlyE_IgA    8.35 </w:t>
+        <w:t xml:space="preserve">#&gt; 3 10.3  2     HlyE_IgA     2.35 </w:t>
       </w:r>
       <w:r>
         <w:br/>
@@ -3094,7 +3094,7 @@
         <w:rPr>
           <w:rStyle w:val="CommentTok"/>
         </w:rPr>
-        <w:t xml:space="preserve">#&gt; 4  6.53 2     HlyE_IgG    1.98 </w:t>
+        <w:t xml:space="preserve">#&gt; 4 10.3  2     HlyE_IgG    86.2  </w:t>
       </w:r>
       <w:r>
         <w:br/>
@@ -3103,7 +3103,7 @@
         <w:rPr>
           <w:rStyle w:val="CommentTok"/>
         </w:rPr>
-        <w:t xml:space="preserve">#&gt; 5 18.0  3     HlyE_IgA    0.276</w:t>
+        <w:t xml:space="preserve">#&gt; 5 15.5  3     HlyE_IgA     0.363</w:t>
       </w:r>
       <w:r>
         <w:br/>
@@ -3112,7 +3112,7 @@
         <w:rPr>
           <w:rStyle w:val="CommentTok"/>
         </w:rPr>
-        <w:t xml:space="preserve">#&gt; 6 18.0  3     HlyE_IgG    1.51</w:t>
+        <w:t xml:space="preserve">#&gt; 6 15.5  3     HlyE_IgG     0.531</w:t>
       </w:r>
       <w:r>
         <w:br/>

--- a/pr-preview/pr-623/vignettes/articles/version-crosswalk-1.3-to-1.4.docx
+++ b/pr-preview/pr-623/vignettes/articles/version-crosswalk-1.3-to-1.4.docx
@@ -3049,7 +3049,7 @@
         <w:rPr>
           <w:rStyle w:val="CommentTok"/>
         </w:rPr>
-        <w:t xml:space="preserve">#&gt;     age id    antigen_iso  value</w:t>
+        <w:t xml:space="preserve">#&gt;     age id    antigen_iso value</w:t>
       </w:r>
       <w:r>
         <w:br/>
@@ -3058,7 +3058,7 @@
         <w:rPr>
           <w:rStyle w:val="CommentTok"/>
         </w:rPr>
-        <w:t xml:space="preserve">#&gt;   &lt;dbl&gt; &lt;chr&gt; &lt;chr&gt;        &lt;dbl&gt;</w:t>
+        <w:t xml:space="preserve">#&gt;   &lt;dbl&gt; &lt;chr&gt; &lt;chr&gt;       &lt;dbl&gt;</w:t>
       </w:r>
       <w:r>
         <w:br/>
@@ -3067,7 +3067,7 @@
         <w:rPr>
           <w:rStyle w:val="CommentTok"/>
         </w:rPr>
-        <w:t xml:space="preserve">#&gt; 1  3.37 1     HlyE_IgA     2.33 </w:t>
+        <w:t xml:space="preserve">#&gt; 1  4.21 1     HlyE_IgA    0.430</w:t>
       </w:r>
       <w:r>
         <w:br/>
@@ -3076,7 +3076,7 @@
         <w:rPr>
           <w:rStyle w:val="CommentTok"/>
         </w:rPr>
-        <w:t xml:space="preserve">#&gt; 2  3.37 1     HlyE_IgG     2.77 </w:t>
+        <w:t xml:space="preserve">#&gt; 2  4.21 1     HlyE_IgG    0.411</w:t>
       </w:r>
       <w:r>
         <w:br/>
@@ -3085,7 +3085,7 @@
         <w:rPr>
           <w:rStyle w:val="CommentTok"/>
         </w:rPr>
-        <w:t xml:space="preserve">#&gt; 3 10.3  2     HlyE_IgA     2.35 </w:t>
+        <w:t xml:space="preserve">#&gt; 3  0.1  2     HlyE_IgA    0.710</w:t>
       </w:r>
       <w:r>
         <w:br/>
@@ -3094,7 +3094,7 @@
         <w:rPr>
           <w:rStyle w:val="CommentTok"/>
         </w:rPr>
-        <w:t xml:space="preserve">#&gt; 4 10.3  2     HlyE_IgG    86.2  </w:t>
+        <w:t xml:space="preserve">#&gt; 4  0.1  2     HlyE_IgG    0.615</w:t>
       </w:r>
       <w:r>
         <w:br/>
@@ -3103,7 +3103,7 @@
         <w:rPr>
           <w:rStyle w:val="CommentTok"/>
         </w:rPr>
-        <w:t xml:space="preserve">#&gt; 5 15.5  3     HlyE_IgA     0.363</w:t>
+        <w:t xml:space="preserve">#&gt; 5 10.6  3     HlyE_IgA    0.771</w:t>
       </w:r>
       <w:r>
         <w:br/>
@@ -3112,7 +3112,7 @@
         <w:rPr>
           <w:rStyle w:val="CommentTok"/>
         </w:rPr>
-        <w:t xml:space="preserve">#&gt; 6 15.5  3     HlyE_IgG     0.531</w:t>
+        <w:t xml:space="preserve">#&gt; 6 10.6  3     HlyE_IgG    0.391</w:t>
       </w:r>
       <w:r>
         <w:br/>

--- a/pr-preview/pr-623/vignettes/articles/version-crosswalk-1.3-to-1.4.docx
+++ b/pr-preview/pr-623/vignettes/articles/version-crosswalk-1.3-to-1.4.docx
@@ -3067,7 +3067,7 @@
         <w:rPr>
           <w:rStyle w:val="CommentTok"/>
         </w:rPr>
-        <w:t xml:space="preserve">#&gt; 1  4.21 1     HlyE_IgA    0.430</w:t>
+        <w:t xml:space="preserve">#&gt; 1  7.41 1     HlyE_IgA    0.132</w:t>
       </w:r>
       <w:r>
         <w:br/>
@@ -3076,7 +3076,7 @@
         <w:rPr>
           <w:rStyle w:val="CommentTok"/>
         </w:rPr>
-        <w:t xml:space="preserve">#&gt; 2  4.21 1     HlyE_IgG    0.411</w:t>
+        <w:t xml:space="preserve">#&gt; 2  7.41 1     HlyE_IgG    0.411</w:t>
       </w:r>
       <w:r>
         <w:br/>
@@ -3085,7 +3085,7 @@
         <w:rPr>
           <w:rStyle w:val="CommentTok"/>
         </w:rPr>
-        <w:t xml:space="preserve">#&gt; 3  0.1  2     HlyE_IgA    0.710</w:t>
+        <w:t xml:space="preserve">#&gt; 3 16.3  2     HlyE_IgA    2.30 </w:t>
       </w:r>
       <w:r>
         <w:br/>
@@ -3094,7 +3094,7 @@
         <w:rPr>
           <w:rStyle w:val="CommentTok"/>
         </w:rPr>
-        <w:t xml:space="preserve">#&gt; 4  0.1  2     HlyE_IgG    0.615</w:t>
+        <w:t xml:space="preserve">#&gt; 4 16.3  2     HlyE_IgG    5.69 </w:t>
       </w:r>
       <w:r>
         <w:br/>
@@ -3103,7 +3103,7 @@
         <w:rPr>
           <w:rStyle w:val="CommentTok"/>
         </w:rPr>
-        <w:t xml:space="preserve">#&gt; 5 10.6  3     HlyE_IgA    0.771</w:t>
+        <w:t xml:space="preserve">#&gt; 5  0.94 3     HlyE_IgA    0.577</w:t>
       </w:r>
       <w:r>
         <w:br/>
@@ -3112,7 +3112,7 @@
         <w:rPr>
           <w:rStyle w:val="CommentTok"/>
         </w:rPr>
-        <w:t xml:space="preserve">#&gt; 6 10.6  3     HlyE_IgG    0.391</w:t>
+        <w:t xml:space="preserve">#&gt; 6  0.94 3     HlyE_IgG    0.720</w:t>
       </w:r>
       <w:r>
         <w:br/>
